--- a/app/src/Reports/Infrastructure/Resources/templates/trial_application.docx
+++ b/app/src/Reports/Infrastructure/Resources/templates/trial_application.docx
@@ -13,7 +13,7 @@
           <w:b w:val="1"/>
           <w:bCs w:val="1"/>
         </w:rPr>
-        <w:t xml:space="preserve">АКТ № {{act_number?}}</w:t>
+        <w:t xml:space="preserve">АКТ № {{act_number}}</w:t>
       </w:r>
     </w:p>
     <w:p>
@@ -293,55 +293,55 @@
                 <w:sz w:val="20"/>
                 <w:szCs w:val="20"/>
               </w:rPr>
-              <w:t xml:space="preserve">{{system_layer1_material?}}</w:t>
-            </w:r>
-          </w:p>
-        </w:tc>
-        <w:tc>
-          <w:tcPr>
-            <w:tcW w:w="1800" w:type="dxa"/>
-            <w:noWrap/>
-          </w:tcPr>
-          <w:p>
-            <w:pPr/>
-            <w:r>
-              <w:rPr>
-                <w:sz w:val="20"/>
-                <w:szCs w:val="20"/>
-              </w:rPr>
-              <w:t xml:space="preserve">{{system_layer2_material?}}</w:t>
-            </w:r>
-          </w:p>
-        </w:tc>
-        <w:tc>
-          <w:tcPr>
-            <w:tcW w:w="1800" w:type="dxa"/>
-            <w:noWrap/>
-          </w:tcPr>
-          <w:p>
-            <w:pPr/>
-            <w:r>
-              <w:rPr>
-                <w:sz w:val="20"/>
-                <w:szCs w:val="20"/>
-              </w:rPr>
-              <w:t xml:space="preserve">{{system_layer3_material?}}</w:t>
-            </w:r>
-          </w:p>
-        </w:tc>
-        <w:tc>
-          <w:tcPr>
-            <w:tcW w:w="1800" w:type="dxa"/>
-            <w:noWrap/>
-          </w:tcPr>
-          <w:p>
-            <w:pPr/>
-            <w:r>
-              <w:rPr>
-                <w:sz w:val="20"/>
-                <w:szCs w:val="20"/>
-              </w:rPr>
-              <w:t xml:space="preserve">{{system_layer4_material?}}</w:t>
+              <w:t xml:space="preserve">{{system_layer1_material}}</w:t>
+            </w:r>
+          </w:p>
+        </w:tc>
+        <w:tc>
+          <w:tcPr>
+            <w:tcW w:w="1800" w:type="dxa"/>
+            <w:noWrap/>
+          </w:tcPr>
+          <w:p>
+            <w:pPr/>
+            <w:r>
+              <w:rPr>
+                <w:sz w:val="20"/>
+                <w:szCs w:val="20"/>
+              </w:rPr>
+              <w:t xml:space="preserve">{{system_layer2_material}}</w:t>
+            </w:r>
+          </w:p>
+        </w:tc>
+        <w:tc>
+          <w:tcPr>
+            <w:tcW w:w="1800" w:type="dxa"/>
+            <w:noWrap/>
+          </w:tcPr>
+          <w:p>
+            <w:pPr/>
+            <w:r>
+              <w:rPr>
+                <w:sz w:val="20"/>
+                <w:szCs w:val="20"/>
+              </w:rPr>
+              <w:t xml:space="preserve">{{system_layer3_material}}</w:t>
+            </w:r>
+          </w:p>
+        </w:tc>
+        <w:tc>
+          <w:tcPr>
+            <w:tcW w:w="1800" w:type="dxa"/>
+            <w:noWrap/>
+          </w:tcPr>
+          <w:p>
+            <w:pPr/>
+            <w:r>
+              <w:rPr>
+                <w:sz w:val="20"/>
+                <w:szCs w:val="20"/>
+              </w:rPr>
+              <w:t xml:space="preserve">{{system_layer4_material}}</w:t>
             </w:r>
           </w:p>
         </w:tc>
@@ -700,55 +700,55 @@
                 <w:sz w:val="20"/>
                 <w:szCs w:val="20"/>
               </w:rPr>
-              <w:t xml:space="preserve">{{application_layer1_material?}}</w:t>
-            </w:r>
-          </w:p>
-        </w:tc>
-        <w:tc>
-          <w:tcPr>
-            <w:tcW w:w="1800" w:type="dxa"/>
-            <w:noWrap/>
-          </w:tcPr>
-          <w:p>
-            <w:pPr/>
-            <w:r>
-              <w:rPr>
-                <w:sz w:val="20"/>
-                <w:szCs w:val="20"/>
-              </w:rPr>
-              <w:t xml:space="preserve">{{application_layer2_material?}}</w:t>
-            </w:r>
-          </w:p>
-        </w:tc>
-        <w:tc>
-          <w:tcPr>
-            <w:tcW w:w="1800" w:type="dxa"/>
-            <w:noWrap/>
-          </w:tcPr>
-          <w:p>
-            <w:pPr/>
-            <w:r>
-              <w:rPr>
-                <w:sz w:val="20"/>
-                <w:szCs w:val="20"/>
-              </w:rPr>
-              <w:t xml:space="preserve">{{application_layer3_material?}}</w:t>
-            </w:r>
-          </w:p>
-        </w:tc>
-        <w:tc>
-          <w:tcPr>
-            <w:tcW w:w="1800" w:type="dxa"/>
-            <w:noWrap/>
-          </w:tcPr>
-          <w:p>
-            <w:pPr/>
-            <w:r>
-              <w:rPr>
-                <w:sz w:val="20"/>
-                <w:szCs w:val="20"/>
-              </w:rPr>
-              <w:t xml:space="preserve">{{application_layer4_material?}}</w:t>
+              <w:t xml:space="preserve">{{application_layer1_material}}</w:t>
+            </w:r>
+          </w:p>
+        </w:tc>
+        <w:tc>
+          <w:tcPr>
+            <w:tcW w:w="1800" w:type="dxa"/>
+            <w:noWrap/>
+          </w:tcPr>
+          <w:p>
+            <w:pPr/>
+            <w:r>
+              <w:rPr>
+                <w:sz w:val="20"/>
+                <w:szCs w:val="20"/>
+              </w:rPr>
+              <w:t xml:space="preserve">{{application_layer2_material}}</w:t>
+            </w:r>
+          </w:p>
+        </w:tc>
+        <w:tc>
+          <w:tcPr>
+            <w:tcW w:w="1800" w:type="dxa"/>
+            <w:noWrap/>
+          </w:tcPr>
+          <w:p>
+            <w:pPr/>
+            <w:r>
+              <w:rPr>
+                <w:sz w:val="20"/>
+                <w:szCs w:val="20"/>
+              </w:rPr>
+              <w:t xml:space="preserve">{{application_layer3_material}}</w:t>
+            </w:r>
+          </w:p>
+        </w:tc>
+        <w:tc>
+          <w:tcPr>
+            <w:tcW w:w="1800" w:type="dxa"/>
+            <w:noWrap/>
+          </w:tcPr>
+          <w:p>
+            <w:pPr/>
+            <w:r>
+              <w:rPr>
+                <w:sz w:val="20"/>
+                <w:szCs w:val="20"/>
+              </w:rPr>
+              <w:t xml:space="preserve">{{application_layer4_material}}</w:t>
             </w:r>
           </w:p>
         </w:tc>
